--- a/projects/valuepickr-open-screen/docs/MTAR Technologies.docx
+++ b/projects/valuepickr-open-screen/docs/MTAR Technologies.docx
@@ -2138,7 +2138,7 @@
         <w:spacing w:after="120" w:before="280"/>
       </w:pPr>
       <w:r>
-        <w:t xml:space="preserve">Ishmohit-Lens Checks (value chain · earnings quality · growth trajectory · management · global-signal check)</w:t>
+        <w:t xml:space="preserve">Ishmohit-Lens Checks (value chain · earnings quality · growth trajectory · management · quality metrics · track record · global-signal check)</w:t>
       </w:r>
     </w:p>
     <w:p>
@@ -2591,6 +2591,33 @@
                 <w:b/>
                 <w:bCs/>
               </w:rPr>
+              <w:t xml:space="preserve">Shareholder returns</w:t>
+            </w:r>
+          </w:p>
+        </w:tc>
+        <w:tc>
+          <w:tcPr>
+            <w:tcW w:type="dxa" w:w="5800"/>
+          </w:tcPr>
+          <w:p>
+            <w:r>
+              <w:t xml:space="preserve">—</w:t>
+            </w:r>
+          </w:p>
+        </w:tc>
+      </w:tr>
+      <w:tr>
+        <w:tc>
+          <w:tcPr>
+            <w:tcW w:type="dxa" w:w="3200"/>
+            <w:shd w:fill="F2F2F2" w:val="clear"/>
+          </w:tcPr>
+          <w:p>
+            <w:r>
+              <w:rPr>
+                <w:b/>
+                <w:bCs/>
+              </w:rPr>
               <w:t xml:space="preserve">Capability ladder / VAP</w:t>
             </w:r>
           </w:p>
@@ -2607,6 +2634,233 @@
         </w:tc>
       </w:tr>
     </w:tbl>
+    <w:p>
+      <w:pPr>
+        <w:spacing w:after="120"/>
+      </w:pPr>
+      <w:r>
+        <w:rPr>
+          <w:b/>
+          <w:bCs/>
+          <w:sz w:val="20"/>
+          <w:szCs w:val="20"/>
+        </w:rPr>
+        <w:t xml:space="preserve">Quality metrics (ROCE · debt · FCF · margin · capex):</w:t>
+      </w:r>
+    </w:p>
+    <w:tbl>
+      <w:tblPr>
+        <w:tblW w:type="dxa" w:w="9000"/>
+        <w:tblBorders>
+          <w:top w:val="single" w:color="auto" w:sz="4"/>
+          <w:left w:val="single" w:color="auto" w:sz="4"/>
+          <w:bottom w:val="single" w:color="auto" w:sz="4"/>
+          <w:right w:val="single" w:color="auto" w:sz="4"/>
+          <w:insideH w:val="single" w:color="auto" w:sz="4"/>
+          <w:insideV w:val="single" w:color="auto" w:sz="4"/>
+        </w:tblBorders>
+      </w:tblPr>
+      <w:tblGrid>
+        <w:gridCol w:w="3200"/>
+        <w:gridCol w:w="5800"/>
+      </w:tblGrid>
+      <w:tr>
+        <w:tc>
+          <w:tcPr>
+            <w:tcW w:type="dxa" w:w="3200"/>
+            <w:shd w:fill="F2F2F2" w:val="clear"/>
+          </w:tcPr>
+          <w:p>
+            <w:r>
+              <w:rPr>
+                <w:b/>
+                <w:bCs/>
+              </w:rPr>
+              <w:t xml:space="preserve">Assessment</w:t>
+            </w:r>
+          </w:p>
+        </w:tc>
+        <w:tc>
+          <w:tcPr>
+            <w:tcW w:type="dxa" w:w="5800"/>
+          </w:tcPr>
+          <w:p>
+            <w:r>
+              <w:t xml:space="preserve">neutral</w:t>
+            </w:r>
+          </w:p>
+        </w:tc>
+      </w:tr>
+      <w:tr>
+        <w:tc>
+          <w:tcPr>
+            <w:tcW w:type="dxa" w:w="3200"/>
+            <w:shd w:fill="F2F2F2" w:val="clear"/>
+          </w:tcPr>
+          <w:p>
+            <w:r>
+              <w:rPr>
+                <w:b/>
+                <w:bCs/>
+              </w:rPr>
+              <w:t xml:space="preserve">ROCE</w:t>
+            </w:r>
+          </w:p>
+        </w:tc>
+        <w:tc>
+          <w:tcPr>
+            <w:tcW w:type="dxa" w:w="5800"/>
+          </w:tcPr>
+          <w:p>
+            <w:r>
+              <w:t xml:space="preserve">15% (improving)</w:t>
+            </w:r>
+          </w:p>
+        </w:tc>
+      </w:tr>
+      <w:tr>
+        <w:tc>
+          <w:tcPr>
+            <w:tcW w:type="dxa" w:w="3200"/>
+            <w:shd w:fill="F2F2F2" w:val="clear"/>
+          </w:tcPr>
+          <w:p>
+            <w:r>
+              <w:rPr>
+                <w:b/>
+                <w:bCs/>
+              </w:rPr>
+              <w:t xml:space="preserve">Leverage</w:t>
+            </w:r>
+          </w:p>
+        </w:tc>
+        <w:tc>
+          <w:tcPr>
+            <w:tcW w:type="dxa" w:w="5800"/>
+          </w:tcPr>
+          <w:p>
+            <w:r>
+              <w:t xml:space="preserve">Net debt/EBITDA 2x</w:t>
+            </w:r>
+          </w:p>
+        </w:tc>
+      </w:tr>
+      <w:tr>
+        <w:tc>
+          <w:tcPr>
+            <w:tcW w:type="dxa" w:w="3200"/>
+            <w:shd w:fill="F2F2F2" w:val="clear"/>
+          </w:tcPr>
+          <w:p>
+            <w:r>
+              <w:rPr>
+                <w:b/>
+                <w:bCs/>
+              </w:rPr>
+              <w:t xml:space="preserve">FCF conversion</w:t>
+            </w:r>
+          </w:p>
+        </w:tc>
+        <w:tc>
+          <w:tcPr>
+            <w:tcW w:type="dxa" w:w="5800"/>
+          </w:tcPr>
+          <w:p>
+            <w:r>
+              <w:t xml:space="preserve">7%</w:t>
+            </w:r>
+          </w:p>
+        </w:tc>
+      </w:tr>
+      <w:tr>
+        <w:tc>
+          <w:tcPr>
+            <w:tcW w:type="dxa" w:w="3200"/>
+            <w:shd w:fill="F2F2F2" w:val="clear"/>
+          </w:tcPr>
+          <w:p>
+            <w:r>
+              <w:rPr>
+                <w:b/>
+                <w:bCs/>
+              </w:rPr>
+              <w:t xml:space="preserve">Margin trend</w:t>
+            </w:r>
+          </w:p>
+        </w:tc>
+        <w:tc>
+          <w:tcPr>
+            <w:tcW w:type="dxa" w:w="5800"/>
+          </w:tcPr>
+          <w:p>
+            <w:r>
+              <w:t xml:space="preserve">stable</w:t>
+            </w:r>
+          </w:p>
+        </w:tc>
+      </w:tr>
+      <w:tr>
+        <w:tc>
+          <w:tcPr>
+            <w:tcW w:type="dxa" w:w="3200"/>
+            <w:shd w:fill="F2F2F2" w:val="clear"/>
+          </w:tcPr>
+          <w:p>
+            <w:r>
+              <w:rPr>
+                <w:b/>
+                <w:bCs/>
+              </w:rPr>
+              <w:t xml:space="preserve">Capex efficiency</w:t>
+            </w:r>
+          </w:p>
+        </w:tc>
+        <w:tc>
+          <w:tcPr>
+            <w:tcW w:type="dxa" w:w="5800"/>
+          </w:tcPr>
+          <w:p>
+            <w:r>
+              <w:t xml:space="preserve">neutral</w:t>
+            </w:r>
+          </w:p>
+        </w:tc>
+      </w:tr>
+    </w:tbl>
+    <w:p>
+      <w:pPr>
+        <w:spacing w:after="60" w:before="120"/>
+      </w:pPr>
+      <w:r>
+        <w:rPr>
+          <w:b/>
+          <w:bCs/>
+          <w:sz w:val="20"/>
+          <w:szCs w:val="20"/>
+        </w:rPr>
+        <w:t xml:space="preserve">Track record (Coffee Can persistence check): </w:t>
+      </w:r>
+      <w:r>
+        <w:rPr>
+          <w:sz w:val="20"/>
+          <w:szCs w:val="20"/>
+        </w:rPr>
+        <w:t xml:space="preserve">cleared revenue growth ≥10% AND ROCE ≥15% in 1 of the last 4 years (consistency_score 25)</w:t>
+      </w:r>
+    </w:p>
+    <w:p>
+      <w:pPr>
+        <w:spacing w:after="120"/>
+      </w:pPr>
+      <w:r>
+        <w:rPr>
+          <w:color w:val="666666"/>
+          <w:sz w:val="18"/>
+          <w:szCs w:val="18"/>
+        </w:rPr>
+        <w:t xml:space="preserve">FY23-FY26 (screener discloses ROCE only from FY23): ROCE 11% / 10% / 15% / ~11-13% (FY26 not separately shown; est. low-teens as borrowings rose to Rs 377cr). Revenue growth 78% / 1% / 16% / 30%. Both cleared only FY25 (rev +16%, ROCE 15%) = 1 of 4; defence-mix normalisation cut ROCE from the FY20-22 era.</w:t>
+      </w:r>
+    </w:p>
     <w:p>
       <w:pPr>
         <w:pStyle w:val="Heading1"/>
@@ -2983,6 +3237,34 @@
           <w:szCs w:val="24"/>
         </w:rPr>
         <w:t xml:space="preserve">neither</w:t>
+      </w:r>
+    </w:p>
+    <w:p>
+      <w:pPr>
+        <w:spacing w:after="120"/>
+      </w:pPr>
+      <w:r>
+        <w:rPr>
+          <w:color w:val="666666"/>
+          <w:sz w:val="20"/>
+          <w:szCs w:val="20"/>
+        </w:rPr>
+        <w:t xml:space="preserve">4-box gate — tailwind: yes · TAM: no · moat: yes · valuation: no  (score 2 / 4)</w:t>
+      </w:r>
+    </w:p>
+    <w:p>
+      <w:pPr>
+        <w:spacing w:after="120"/>
+      </w:pPr>
+      <w:r>
+        <w:rPr>
+          <w:i/>
+          <w:iCs/>
+          <w:color w:val="666666"/>
+          <w:sz w:val="20"/>
+          <w:szCs w:val="20"/>
+        </w:rPr>
+        <w:t xml:space="preserve">Nuclear/defence/data-centre tailwind structural; large-cap (~Rs21.3k Cr) explicitly exempt from TAM; qualification moat genuine (few-supplier, high switching cost); 156x P/E over-optimistic</w:t>
       </w:r>
     </w:p>
     <w:p>

--- a/projects/valuepickr-open-screen/docs/MTAR Technologies.docx
+++ b/projects/valuepickr-open-screen/docs/MTAR Technologies.docx
@@ -3371,6 +3371,187 @@
           <w:szCs w:val="18"/>
         </w:rPr>
         <w:t xml:space="preserve">This is independent research and analysis for informational purposes only, not personalized financial or investment advice. Past multi-bagger performance and forum/social sentiment are not indicators of future returns. Do your own due diligence before investing.</w:t>
+      </w:r>
+    </w:p>
+    <w:p/>
+    <w:p>
+      <w:r>
+        <w:rPr>
+          <w:b/>
+          <w:sz w:val="28"/>
+        </w:rPr>
+        <w:t>🔄 RESEARCH UPDATE - 2026-10-05</w:t>
+      </w:r>
+    </w:p>
+    <w:p>
+      <w:r>
+        <w:rPr>
+          <w:b/>
+        </w:rPr>
+        <w:t>📊 Key Metrics:</w:t>
+      </w:r>
+    </w:p>
+    <w:p>
+      <w:pPr>
+        <w:ind w:left="360"/>
+      </w:pPr>
+      <w:r>
+        <w:t xml:space="preserve">  • Company: MTAR Technologies Ltd</w:t>
+      </w:r>
+    </w:p>
+    <w:p>
+      <w:pPr>
+        <w:ind w:left="360"/>
+      </w:pPr>
+      <w:r>
+        <w:t xml:space="preserve">  • Conviction: Not rated</w:t>
+      </w:r>
+    </w:p>
+    <w:p>
+      <w:pPr>
+        <w:ind w:left="360"/>
+      </w:pPr>
+      <w:r>
+        <w:t xml:space="preserve">  • Thesis: neither</w:t>
+      </w:r>
+    </w:p>
+    <w:p>
+      <w:pPr>
+        <w:ind w:left="360"/>
+      </w:pPr>
+      <w:r>
+        <w:t xml:space="preserve">  • 4-Box Score: 2.0</w:t>
+      </w:r>
+    </w:p>
+    <w:p>
+      <w:pPr>
+        <w:ind w:left="360"/>
+      </w:pPr>
+      <w:r>
+        <w:t xml:space="preserve">  • Research Date: 2026-09-02</w:t>
+      </w:r>
+    </w:p>
+    <w:p>
+      <w:pPr>
+        <w:ind w:left="360"/>
+      </w:pPr>
+      <w:r>
+        <w:t xml:space="preserve">  • Red Flag: None</w:t>
+      </w:r>
+    </w:p>
+    <w:p/>
+    <w:p>
+      <w:r>
+        <w:rPr>
+          <w:b/>
+        </w:rPr>
+        <w:t>📝 Verdict:</w:t>
+      </w:r>
+    </w:p>
+    <w:p>
+      <w:pPr>
+        <w:ind w:left="360"/>
+      </w:pPr>
+      <w:r>
+        <w:t>Q1 FY27 confirms a genuine operational inflection (rev +130%, record Rs 5,943 Cr book, +80% FY27 guide) -- but ~156x trailing, ~55-60% Bloom concentration and a falling promoter stake keep thesis_fit 'neither'. Conviction High on the floor + inflection</w:t>
+      </w:r>
+    </w:p>
+    <w:p/>
+    <w:p>
+      <w:r>
+        <w:rPr>
+          <w:b/>
+        </w:rPr>
+        <w:t>📈 Bull Case:</w:t>
+      </w:r>
+    </w:p>
+    <w:p>
+      <w:pPr>
+        <w:ind w:left="360"/>
+      </w:pPr>
+      <w:r>
+        <w:t>Q1 FY27 is a real inflection, not just guidance: revenue +130% YoY, PAT +364%, EBITDA margin 23.6% -- one quarter of the +80% FY27 path already delivered and ahead</w:t>
+      </w:r>
+    </w:p>
+    <w:p>
+      <w:pPr>
+        <w:ind w:left="360"/>
+      </w:pPr>
+      <w:r>
+        <w:t>Record order book ~Rs 5,943 Cr after a Rs 2,895 Cr Q1 inflow; FY27 revenue guided +80% (EPS Rs 60-70) with management saying it will beat that</w:t>
+      </w:r>
+    </w:p>
+    <w:p>
+      <w:pPr>
+        <w:ind w:left="360"/>
+      </w:pPr>
+      <w:r>
+        <w:t>Diversification is finally visible: civil nuclear at inflection (Kaiga 5&amp;6, ~Rs 800 Cr nuclear book, Mahimaswada 4-reactor opportunity), A&amp;D guided to double FY27, data centre 8x off a small base</w:t>
+      </w:r>
+    </w:p>
+    <w:p>
+      <w:pPr>
+        <w:ind w:left="360"/>
+      </w:pPr>
+      <w:r>
+        <w:t>Fuel-cell capacity on a dated ramp -- Phase 2 by Oct 2026, Phase 3 (multi-fold) by March 2027 -- backed by Rs 500 Cr FY27-28 capex</w:t>
+      </w:r>
+    </w:p>
+    <w:p>
+      <w:pPr>
+        <w:ind w:left="360"/>
+      </w:pPr>
+      <w:r>
+        <w:t>phreakv6 (core-tier) names MTAR a top-4 core holding he 'bet big' on, with an extensively researched Bloom/data-centre thesis; conviction floor active</w:t>
+      </w:r>
+    </w:p>
+    <w:p/>
+    <w:p>
+      <w:r>
+        <w:rPr>
+          <w:b/>
+        </w:rPr>
+        <w:t>📉 Bear Case:</w:t>
+      </w:r>
+    </w:p>
+    <w:p>
+      <w:pPr>
+        <w:ind w:left="360"/>
+      </w:pPr>
+      <w:r>
+        <w:t>Valuation leaves no room for error: ~156x trailing / ~95-100x FY27E on ~12.6% trailing ROE; the multiple already discounts many years of 45%+ compounding</w:t>
+      </w:r>
+    </w:p>
+    <w:p>
+      <w:pPr>
+        <w:ind w:left="360"/>
+      </w:pPr>
+      <w:r>
+        <w:t>~55-60% of revenue is Bloom Energy -- a single US counterparty whose own order flow and fortunes drive MTAR's trajectory (a long-term holder publicly weighed an exit over this)</w:t>
+      </w:r>
+    </w:p>
+    <w:p>
+      <w:pPr>
+        <w:ind w:left="360"/>
+      </w:pPr>
+      <w:r>
+        <w:t>Promoter holding has fallen from ~50% (2022) to ~29.4% (Jun 2026) with promoter open-market sales and pledge activity -- a persistent overhang, only partly explained by estate/distribution</w:t>
+      </w:r>
+    </w:p>
+    <w:p>
+      <w:pPr>
+        <w:ind w:left="360"/>
+      </w:pPr>
+      <w:r>
+        <w:t>The stock took a ~35% drawdown with multiple lower circuits in July 2026 on Bloom / promoter / AI-sentiment fears -- the market's own read on how fragile the premium is</w:t>
+      </w:r>
+    </w:p>
+    <w:p>
+      <w:pPr>
+        <w:ind w:left="360"/>
+      </w:pPr>
+      <w:r>
+        <w:t>At ~Rs 21,350 Cr the size math rules out a 2-3-year 10x even on sustained 80%-then-40% growth; nuclear execution has slipped to H2 FY27</w:t>
       </w:r>
     </w:p>
     <w:sectPr>
